--- a/assignments/07-assignment.docx
+++ b/assignments/07-assignment.docx
@@ -15,7 +15,7 @@
         <w:pStyle w:val="Subtitle"/>
       </w:pPr>
       <w:r>
-        <w:t xml:space="preserve">DATASCI 185: Introduction to AI Applications</w:t>
+        <w:t xml:space="preserve">DATASCI 101: Introduction to AI Applications</w:t>
       </w:r>
     </w:p>
     <w:p>
@@ -26,7 +26,7 @@
         <w:t xml:space="preserve">Emory University</w:t>
       </w:r>
     </w:p>
-    <w:bookmarkStart w:id="26" w:name="instructions"/>
+    <w:bookmarkStart w:id="15" w:name="instructions"/>
     <w:p>
       <w:pPr>
         <w:pStyle w:val="Heading2"/>
@@ -243,7 +243,7 @@
         </w:pict>
       </w:r>
     </w:p>
-    <w:bookmarkStart w:id="20" w:name="question-1-the-model-card-bluff"/>
+    <w:bookmarkStart w:id="9" w:name="question-1-the-model-card-bluff"/>
     <w:p>
       <w:pPr>
         <w:pStyle w:val="Heading3"/>
@@ -568,8 +568,8 @@
         </w:pict>
       </w:r>
     </w:p>
-    <w:bookmarkEnd w:id="20"/>
-    <w:bookmarkStart w:id="21" w:name="question-2-the-proxy-variable-hunt"/>
+    <w:bookmarkEnd w:id="9"/>
+    <w:bookmarkStart w:id="10" w:name="question-2-the-proxy-variable-hunt"/>
     <w:p>
       <w:pPr>
         <w:pStyle w:val="Heading3"/>
@@ -1259,8 +1259,8 @@
         </w:pict>
       </w:r>
     </w:p>
-    <w:bookmarkEnd w:id="21"/>
-    <w:bookmarkStart w:id="22" w:name="Xd0b3040514fa0551686d3e09f6935f39f8ebb3f"/>
+    <w:bookmarkEnd w:id="10"/>
+    <w:bookmarkStart w:id="11" w:name="Xd0b3040514fa0551686d3e09f6935f39f8ebb3f"/>
     <w:p>
       <w:pPr>
         <w:pStyle w:val="Heading3"/>
@@ -1710,8 +1710,8 @@
         </w:pict>
       </w:r>
     </w:p>
-    <w:bookmarkEnd w:id="22"/>
-    <w:bookmarkStart w:id="23" w:name="question-4-breaking-a-feedback-loop"/>
+    <w:bookmarkEnd w:id="11"/>
+    <w:bookmarkStart w:id="12" w:name="question-4-breaking-a-feedback-loop"/>
     <w:p>
       <w:pPr>
         <w:pStyle w:val="Heading3"/>
@@ -1952,8 +1952,8 @@
         </w:pict>
       </w:r>
     </w:p>
-    <w:bookmarkEnd w:id="23"/>
-    <w:bookmarkStart w:id="24" w:name="question-5-the-we-didnt-know-defence"/>
+    <w:bookmarkEnd w:id="12"/>
+    <w:bookmarkStart w:id="13" w:name="question-5-the-we-didnt-know-defence"/>
     <w:p>
       <w:pPr>
         <w:pStyle w:val="Heading3"/>
@@ -2243,8 +2243,8 @@
         </w:pict>
       </w:r>
     </w:p>
-    <w:bookmarkEnd w:id="24"/>
-    <w:bookmarkStart w:id="25" w:name="bonus-question-the-simpsons-paradox-trap"/>
+    <w:bookmarkEnd w:id="13"/>
+    <w:bookmarkStart w:id="14" w:name="bonus-question-the-simpsons-paradox-trap"/>
     <w:p>
       <w:pPr>
         <w:pStyle w:val="Heading3"/>
@@ -3007,8 +3007,8 @@
         <w:br/>
       </w:r>
     </w:p>
-    <w:bookmarkEnd w:id="25"/>
-    <w:bookmarkEnd w:id="26"/>
+    <w:bookmarkEnd w:id="14"/>
+    <w:bookmarkEnd w:id="15"/>
     <w:sectPr>
       <w:footnotePr>
         <w:numRestart w:val="eachSect"/>
@@ -3510,10 +3510,10 @@
   <w:docDefaults>
     <w:rPrDefault>
       <w:rPr>
-        <w:rFonts w:asciiTheme="minorHAnsi" w:cstheme="minorBidi" w:eastAsiaTheme="minorHAnsi" w:hAnsiTheme="minorHAnsi"/>
+        <w:rFonts w:asciiTheme="minorHAnsi" w:cstheme="minorBidi" w:eastAsiaTheme="minorEastAsia" w:hAnsiTheme="minorHAnsi"/>
         <w:sz w:val="24"/>
         <w:szCs w:val="24"/>
-        <w:lang w:bidi="ar-SA" w:eastAsia="en-US" w:val="en-US"/>
+        <w:lang w:bidi="ar-SA" w:eastAsia="zh-CN" w:val="en-US"/>
       </w:rPr>
     </w:rPrDefault>
     <w:pPrDefault>
@@ -4054,13 +4054,6 @@
       </w:tblCellMar>
     </w:tblPr>
     <w:tblStylePr w:type="firstRow">
-      <w:tblPr>
-        <w:jc w:val="left"/>
-        <w:tblInd w:type="dxa" w:w="0"/>
-      </w:tblPr>
-      <w:trPr>
-        <w:jc w:val="left"/>
-      </w:trPr>
       <w:tcPr>
         <w:tcBorders>
           <w:bottom w:val="single"/>

--- a/assignments/07-assignment.docx
+++ b/assignments/07-assignment.docx
@@ -50,7 +50,7 @@
           <w:b/>
           <w:bCs/>
         </w:rPr>
-        <w:t xml:space="preserve">Lecture 14</w:t>
+        <w:t xml:space="preserve">Lecture 15</w:t>
       </w:r>
       <w:r>
         <w:t xml:space="preserve">: Documentation and Dataset Governance, and</w:t>
@@ -63,7 +63,7 @@
           <w:b/>
           <w:bCs/>
         </w:rPr>
-        <w:t xml:space="preserve">Lecture 15</w:t>
+        <w:t xml:space="preserve">Lecture 16</w:t>
       </w:r>
       <w:r>
         <w:t xml:space="preserve">: Types of Bias and How They Arise.</w:t>
@@ -257,7 +257,7 @@
         <w:pStyle w:val="FirstParagraph"/>
       </w:pPr>
       <w:r>
-        <w:t xml:space="preserve">Lecture 14 introduced</w:t>
+        <w:t xml:space="preserve">Lecture 15 introduced</w:t>
       </w:r>
       <w:r>
         <w:t xml:space="preserve"> </w:t>
@@ -515,7 +515,7 @@
         <w:t xml:space="preserve"> </w:t>
       </w:r>
       <w:r>
-        <w:t xml:space="preserve">sections so they meet the standards described in Lecture 14. You’ll need to invent plausible details (e.g., dataset size, demographic breakdown, disaggregated metrics). The point is just to show what should be there.</w:t>
+        <w:t xml:space="preserve">sections so they meet the standards described in Lecture 15. You’ll need to invent plausible details (e.g., dataset size, demographic breakdown, disaggregated metrics). The point is just to show what should be there.</w:t>
       </w:r>
     </w:p>
     <w:p>
@@ -583,7 +583,7 @@
         <w:pStyle w:val="FirstParagraph"/>
       </w:pPr>
       <w:r>
-        <w:t xml:space="preserve">Lecture 15 explained</w:t>
+        <w:t xml:space="preserve">Lecture 16 explained</w:t>
       </w:r>
       <w:r>
         <w:t xml:space="preserve"> </w:t>
@@ -1274,7 +1274,7 @@
         <w:pStyle w:val="FirstParagraph"/>
       </w:pPr>
       <w:r>
-        <w:t xml:space="preserve">Lecture 15 introduced the</w:t>
+        <w:t xml:space="preserve">Lecture 16 introduced the</w:t>
       </w:r>
       <w:r>
         <w:t xml:space="preserve"> </w:t>
@@ -1725,7 +1725,7 @@
         <w:pStyle w:val="FirstParagraph"/>
       </w:pPr>
       <w:r>
-        <w:t xml:space="preserve">Lecture 15 described</w:t>
+        <w:t xml:space="preserve">Lecture 16 described</w:t>
       </w:r>
       <w:r>
         <w:t xml:space="preserve"> </w:t>
@@ -1979,7 +1979,7 @@
         <w:pStyle w:val="FirstParagraph"/>
       </w:pPr>
       <w:r>
-        <w:t xml:space="preserve">This question ties together both lectures: documentation from Lecture 14 and bias from Lecture 15.</w:t>
+        <w:t xml:space="preserve">This question ties together both lectures: documentation from Lecture 15 and bias from Lecture 16.</w:t>
       </w:r>
     </w:p>
     <w:p>
@@ -2104,7 +2104,7 @@
         <w:t xml:space="preserve"> </w:t>
       </w:r>
       <w:r>
-        <w:t xml:space="preserve">from Lecture 15’s taxonomy are present in this scenario. Name at least two and explain how each one operates here.</w:t>
+        <w:t xml:space="preserve">from Lecture 16’s taxonomy are present in this scenario. Name at least two and explain how each one operates here.</w:t>
       </w:r>
     </w:p>
     <w:p>
@@ -2115,7 +2115,7 @@
         </w:numPr>
       </w:pPr>
       <w:r>
-        <w:t xml:space="preserve">Using Lecture 14’s documentation framework, identify</w:t>
+        <w:t xml:space="preserve">Using Lecture 15’s documentation framework, identify</w:t>
       </w:r>
       <w:r>
         <w:t xml:space="preserve"> </w:t>
@@ -2166,7 +2166,7 @@
         </w:numPr>
       </w:pPr>
       <w:r>
-        <w:t xml:space="preserve">The EU AI Act requires documentation for high-risk AI systems (Lecture 14). Would QuickLend’s lending system qualify as high-risk?</w:t>
+        <w:t xml:space="preserve">The EU AI Act requires documentation for high-risk AI systems (Lecture 15). Would QuickLend’s lending system qualify as high-risk?</w:t>
       </w:r>
     </w:p>
     <w:p>
@@ -2258,7 +2258,7 @@
         <w:pStyle w:val="FirstParagraph"/>
       </w:pPr>
       <w:r>
-        <w:t xml:space="preserve">Lecture 15 discussed</w:t>
+        <w:t xml:space="preserve">Lecture 16 discussed</w:t>
       </w:r>
       <w:r>
         <w:t xml:space="preserve"> </w:t>
@@ -2925,10 +2925,10 @@
           <w:b/>
           <w:bCs/>
         </w:rPr>
-        <w:t xml:space="preserve">Lecture 15</w:t>
-      </w:r>
-      <w:r>
-        <w:t xml:space="preserve">: which type of bias from the taxonomy does Simpson’s paradox illustrate? Why does Lecture 15 argue that</w:t>
+        <w:t xml:space="preserve">Lecture 16</w:t>
+      </w:r>
+      <w:r>
+        <w:t xml:space="preserve">: which type of bias from the taxonomy does Simpson’s paradox illustrate? Why does Lecture 16 argue that</w:t>
       </w:r>
       <w:r>
         <w:t xml:space="preserve"> </w:t>

--- a/assignments/07-assignment.docx
+++ b/assignments/07-assignment.docx
@@ -50,23 +50,23 @@
           <w:b/>
           <w:bCs/>
         </w:rPr>
-        <w:t xml:space="preserve">Lecture 15</w:t>
-      </w:r>
-      <w:r>
-        <w:t xml:space="preserve">: Documentation and Dataset Governance, and</w:t>
-      </w:r>
-      <w:r>
-        <w:t xml:space="preserve"> </w:t>
-      </w:r>
-      <w:r>
-        <w:rPr>
-          <w:b/>
-          <w:bCs/>
-        </w:rPr>
         <w:t xml:space="preserve">Lecture 16</w:t>
       </w:r>
       <w:r>
-        <w:t xml:space="preserve">: Types of Bias and How They Arise.</w:t>
+        <w:t xml:space="preserve">: Types of Bias and How They Arise, and the documentation section of</w:t>
+      </w:r>
+      <w:r>
+        <w:t xml:space="preserve"> </w:t>
+      </w:r>
+      <w:r>
+        <w:rPr>
+          <w:b/>
+          <w:bCs/>
+        </w:rPr>
+        <w:t xml:space="preserve">Lecture 14</w:t>
+      </w:r>
+      <w:r>
+        <w:t xml:space="preserve">.</w:t>
       </w:r>
     </w:p>
     <w:p>
@@ -257,7 +257,7 @@
         <w:pStyle w:val="FirstParagraph"/>
       </w:pPr>
       <w:r>
-        <w:t xml:space="preserve">Lecture 15 introduced</w:t>
+        <w:t xml:space="preserve">Lecture 14 introduced</w:t>
       </w:r>
       <w:r>
         <w:t xml:space="preserve"> </w:t>
@@ -515,7 +515,7 @@
         <w:t xml:space="preserve"> </w:t>
       </w:r>
       <w:r>
-        <w:t xml:space="preserve">sections so they meet the standards described in Lecture 15. You’ll need to invent plausible details (e.g., dataset size, demographic breakdown, disaggregated metrics). The point is just to show what should be there.</w:t>
+        <w:t xml:space="preserve">sections so they meet the standards described in Lecture 14. You’ll need to invent plausible details (e.g., dataset size, demographic breakdown, disaggregated metrics). The point is just to show what should be there.</w:t>
       </w:r>
     </w:p>
     <w:p>
@@ -1796,7 +1796,7 @@
         <w:pStyle w:val="BlockText"/>
       </w:pPr>
       <w:r>
-        <w:t xml:space="preserve">Over the past year, TrustMod’s moderation team has noticed a pattern: the system flags posts written in African American Vernacular English (AAVE) at roughly</w:t>
+        <w:t xml:space="preserve">Over the past year, TrustMod’s moderation team has noticed a pattern: the system flags posts written in informal or regional dialects of English at roughly</w:t>
       </w:r>
       <w:r>
         <w:t xml:space="preserve"> </w:t>
@@ -1812,7 +1812,7 @@
         <w:t xml:space="preserve"> </w:t>
       </w:r>
       <w:r>
-        <w:t xml:space="preserve">of posts written in Standard American English, even when the content is similar. The flagged AAVE posts are often not actually harmful. They just use slang, cultural references, or informal grammar that the model interprets as aggressive.</w:t>
+        <w:t xml:space="preserve">of posts written in standard English, even when the content is similar. The flagged posts are often not actually harmful. They just use slang, cultural references, or informal grammar that the model interprets as aggressive.</w:t>
       </w:r>
     </w:p>
     <w:p>
@@ -1848,7 +1848,7 @@
         <w:t xml:space="preserve">5 steps</w:t>
       </w:r>
       <w:r>
-        <w:t xml:space="preserve">. Start with the initial bias (AAVE flagged more often) and trace through to the point where the bias has worsened. Number each step.</w:t>
+        <w:t xml:space="preserve">. Start with the initial bias (dialect posts flagged more often) and trace through to the point where the bias has worsened. Number each step.</w:t>
       </w:r>
     </w:p>
     <w:p>
@@ -1979,7 +1979,7 @@
         <w:pStyle w:val="FirstParagraph"/>
       </w:pPr>
       <w:r>
-        <w:t xml:space="preserve">This question ties together both lectures: documentation from Lecture 15 and bias from Lecture 16.</w:t>
+        <w:t xml:space="preserve">This question ties together both lectures: documentation from Lecture 14 and bias from Lecture 16.</w:t>
       </w:r>
     </w:p>
     <w:p>
@@ -2115,7 +2115,7 @@
         </w:numPr>
       </w:pPr>
       <w:r>
-        <w:t xml:space="preserve">Using Lecture 15’s documentation framework, identify</w:t>
+        <w:t xml:space="preserve">Using Lecture 14’s documentation framework, identify</w:t>
       </w:r>
       <w:r>
         <w:t xml:space="preserve"> </w:t>
@@ -2166,7 +2166,7 @@
         </w:numPr>
       </w:pPr>
       <w:r>
-        <w:t xml:space="preserve">The EU AI Act requires documentation for high-risk AI systems (Lecture 15). Would QuickLend’s lending system qualify as high-risk?</w:t>
+        <w:t xml:space="preserve">Lecture 14 introduced datasheets, model cards, and system cards. If documentation like this were legally required for high-stakes AI (as the EU is moving towards; more in Lecture 18), would this case have been prevented, or only easier to blame?</w:t>
       </w:r>
     </w:p>
     <w:p>

--- a/assignments/07-assignment.docx
+++ b/assignments/07-assignment.docx
@@ -90,7 +90,23 @@
         </w:numPr>
       </w:pPr>
       <w:r>
-        <w:t xml:space="preserve">You are also welcome to use other LLMs (ChatGPT, Claude, Gemini) for exploring the reflection questions, but the main tasks should be done on z.ai</w:t>
+        <w:t xml:space="preserve">You are</w:t>
+      </w:r>
+      <w:r>
+        <w:t xml:space="preserve"> </w:t>
+      </w:r>
+      <w:r>
+        <w:rPr>
+          <w:b/>
+          <w:bCs/>
+        </w:rPr>
+        <w:t xml:space="preserve">encouraged</w:t>
+      </w:r>
+      <w:r>
+        <w:t xml:space="preserve"> </w:t>
+      </w:r>
+      <w:r>
+        <w:t xml:space="preserve">to use ChatGPT, Claude, Gemini, or other LLMs to help you explore these questions</w:t>
       </w:r>
     </w:p>
     <w:p>
